--- a/docs/Exercices-Androfia-Farm.docx
+++ b/docs/Exercices-Androfia-Farm.docx
@@ -140,7 +140,7 @@
           <w:sz w:val="22"/>
           <w:szCs w:val="22"/>
         </w:rPr>
-        <w:t xml:space="preserve">0.17.0</w:t>
+        <w:t xml:space="preserve">0.17.1</w:t>
       </w:r>
       <w:r>
         <w:rPr>
